--- a/docs/Guide-administration-CultuResa.docx
+++ b/docs/Guide-administration-CultuResa.docx
@@ -1976,7 +1976,7 @@
         <w:spacing w:after="160"/>
       </w:pPr>
       <w:r>
-        <w:t xml:space="preserve">Un dump immédiat se déclenche depuis l'admin : « Exécuter maintenant » (Tâches planifiées › CRON) ou « Créer un export maintenant » (Tâches planifiées › Exports).</w:t>
+        <w:t xml:space="preserve">Un dump immédiat se déclenche depuis l'admin : « Exécuter maintenant » (Tâches planifiées › CRON) ou « Créer un export » (Tâches planifiées › Exports).</w:t>
       </w:r>
     </w:p>
     <w:p>
